--- a/assignment-6(1).docx
+++ b/assignment-6(1).docx
@@ -4,10 +4,36 @@
   <w:body>
     <w:p>
       <w:r>
+        <w:t xml:space="preserve">                                                            </w:t>
+      </w:r>
+      <w:r>
         <w:t>LAB</w:t>
       </w:r>
       <w:r>
         <w:t xml:space="preserve"> ASSIGNMENT-6</w:t>
+      </w:r>
+    </w:p>
+    <w:p>
+      <w:r>
+        <w:t>Name: P. Manvith</w:t>
+      </w:r>
+    </w:p>
+    <w:p>
+      <w:r>
+        <w:t xml:space="preserve">Roll </w:t>
+      </w:r>
+      <w:proofErr w:type="gramStart"/>
+      <w:r>
+        <w:t>no :</w:t>
+      </w:r>
+      <w:proofErr w:type="gramEnd"/>
+      <w:r>
+        <w:t xml:space="preserve"> 2503a52378</w:t>
+      </w:r>
+    </w:p>
+    <w:p>
+      <w:r>
+        <w:t xml:space="preserve">Batch -13 </w:t>
       </w:r>
     </w:p>
     <w:p>
@@ -320,6 +346,7 @@
     </w:p>
     <w:p>
       <w:r>
+        <w:lastRenderedPageBreak/>
         <w:t xml:space="preserve">        </w:t>
       </w:r>
       <w:proofErr w:type="spellStart"/>
@@ -359,7 +386,6 @@
     <w:p/>
     <w:p>
       <w:r>
-        <w:lastRenderedPageBreak/>
         <w:t xml:space="preserve">    def </w:t>
       </w:r>
       <w:proofErr w:type="spellStart"/>
@@ -618,6 +644,10 @@
     </w:p>
     <w:p>
       <w:r>
+        <w:rPr>
+          <w:noProof/>
+        </w:rPr>
+        <w:lastRenderedPageBreak/>
         <w:drawing>
           <wp:inline distT="0" distB="0" distL="0" distR="0" wp14:anchorId="66C2D024" wp14:editId="02298DF8">
             <wp:extent cx="5731510" cy="967105"/>
@@ -667,7 +697,6 @@
           <w:b/>
           <w:lang w:val="en-US"/>
         </w:rPr>
-        <w:lastRenderedPageBreak/>
         <w:t>Task Description-2 (Loops – Pattern Generation)</w:t>
       </w:r>
     </w:p>
@@ -859,6 +888,7 @@
       <w:r>
         <w:rPr>
           <w:rFonts w:ascii="Arial Black" w:hAnsi="Arial Black"/>
+          <w:noProof/>
         </w:rPr>
         <w:drawing>
           <wp:inline distT="0" distB="0" distL="0" distR="0" wp14:anchorId="4E17EB1E" wp14:editId="29A43798">
@@ -946,6 +976,7 @@
     </w:p>
     <w:p>
       <w:r>
+        <w:lastRenderedPageBreak/>
         <w:t xml:space="preserve">    if n &lt;= 0:</w:t>
       </w:r>
     </w:p>
@@ -970,7 +1001,6 @@
     </w:p>
     <w:p>
       <w:r>
-        <w:lastRenderedPageBreak/>
         <w:t xml:space="preserve">    while </w:t>
       </w:r>
       <w:proofErr w:type="spellStart"/>
@@ -1073,6 +1103,7 @@
       <w:r>
         <w:rPr>
           <w:rFonts w:ascii="Arial Black" w:hAnsi="Arial Black"/>
+          <w:noProof/>
         </w:rPr>
         <w:drawing>
           <wp:inline distT="0" distB="0" distL="0" distR="0" wp14:anchorId="57E073E5" wp14:editId="3CB584F6">
@@ -1319,6 +1350,7 @@
         <w:rPr>
           <w:lang w:val="en-US"/>
         </w:rPr>
+        <w:lastRenderedPageBreak/>
         <w:t xml:space="preserve">    </w:t>
       </w:r>
       <w:proofErr w:type="spellStart"/>
@@ -1379,450 +1411,451 @@
         <w:rPr>
           <w:lang w:val="en-US"/>
         </w:rPr>
+        <w:t xml:space="preserve">        A string indicating the sign of the number.</w:t>
+      </w:r>
+    </w:p>
+    <w:p>
+      <w:pPr>
+        <w:rPr>
+          <w:lang w:val="en-US"/>
+        </w:rPr>
+      </w:pPr>
+      <w:r>
+        <w:rPr>
+          <w:lang w:val="en-US"/>
+        </w:rPr>
+        <w:t xml:space="preserve">    """</w:t>
+      </w:r>
+    </w:p>
+    <w:p>
+      <w:pPr>
+        <w:rPr>
+          <w:lang w:val="en-US"/>
+        </w:rPr>
+      </w:pPr>
+      <w:r>
+        <w:rPr>
+          <w:lang w:val="en-US"/>
+        </w:rPr>
+        <w:t xml:space="preserve">    if not </w:t>
+      </w:r>
+      <w:proofErr w:type="spellStart"/>
+      <w:proofErr w:type="gramStart"/>
+      <w:r>
+        <w:rPr>
+          <w:lang w:val="en-US"/>
+        </w:rPr>
+        <w:t>isinstance</w:t>
+      </w:r>
+      <w:proofErr w:type="spellEnd"/>
+      <w:r>
+        <w:rPr>
+          <w:lang w:val="en-US"/>
+        </w:rPr>
+        <w:t>(</w:t>
+      </w:r>
+      <w:proofErr w:type="gramEnd"/>
+      <w:r>
+        <w:rPr>
+          <w:lang w:val="en-US"/>
+        </w:rPr>
+        <w:t>num, (int, float)):</w:t>
+      </w:r>
+    </w:p>
+    <w:p>
+      <w:pPr>
+        <w:rPr>
+          <w:lang w:val="en-US"/>
+        </w:rPr>
+      </w:pPr>
+      <w:r>
+        <w:rPr>
+          <w:lang w:val="en-US"/>
+        </w:rPr>
+        <w:t xml:space="preserve">        raise </w:t>
+      </w:r>
+      <w:proofErr w:type="spellStart"/>
+      <w:proofErr w:type="gramStart"/>
+      <w:r>
+        <w:rPr>
+          <w:lang w:val="en-US"/>
+        </w:rPr>
+        <w:t>TypeError</w:t>
+      </w:r>
+      <w:proofErr w:type="spellEnd"/>
+      <w:r>
+        <w:rPr>
+          <w:lang w:val="en-US"/>
+        </w:rPr>
+        <w:t>(</w:t>
+      </w:r>
+      <w:proofErr w:type="spellStart"/>
+      <w:proofErr w:type="gramEnd"/>
+      <w:r>
+        <w:rPr>
+          <w:lang w:val="en-US"/>
+        </w:rPr>
+        <w:t>f"Expected</w:t>
+      </w:r>
+      <w:proofErr w:type="spellEnd"/>
+      <w:r>
+        <w:rPr>
+          <w:lang w:val="en-US"/>
+        </w:rPr>
+        <w:t xml:space="preserve"> int or float, got {type(num</w:t>
+      </w:r>
+      <w:proofErr w:type="gramStart"/>
+      <w:r>
+        <w:rPr>
+          <w:lang w:val="en-US"/>
+        </w:rPr>
+        <w:t>)._</w:t>
+      </w:r>
+      <w:proofErr w:type="gramEnd"/>
+      <w:r>
+        <w:rPr>
+          <w:lang w:val="en-US"/>
+        </w:rPr>
+        <w:t>_name__}")</w:t>
+      </w:r>
+    </w:p>
+    <w:p>
+      <w:pPr>
+        <w:rPr>
+          <w:lang w:val="en-US"/>
+        </w:rPr>
+      </w:pPr>
+    </w:p>
+    <w:p>
+      <w:pPr>
+        <w:rPr>
+          <w:lang w:val="en-US"/>
+        </w:rPr>
+      </w:pPr>
+      <w:r>
+        <w:rPr>
+          <w:lang w:val="en-US"/>
+        </w:rPr>
+        <w:t xml:space="preserve">    if num &gt; 0:</w:t>
+      </w:r>
+    </w:p>
+    <w:p>
+      <w:pPr>
+        <w:rPr>
+          <w:lang w:val="en-US"/>
+        </w:rPr>
+      </w:pPr>
+      <w:r>
+        <w:rPr>
+          <w:lang w:val="en-US"/>
+        </w:rPr>
+        <w:t xml:space="preserve">        return "Positive"</w:t>
+      </w:r>
+    </w:p>
+    <w:p>
+      <w:pPr>
+        <w:rPr>
+          <w:lang w:val="en-US"/>
+        </w:rPr>
+      </w:pPr>
+      <w:r>
+        <w:rPr>
+          <w:lang w:val="en-US"/>
+        </w:rPr>
+        <w:t xml:space="preserve">    </w:t>
+      </w:r>
+      <w:proofErr w:type="spellStart"/>
+      <w:r>
+        <w:rPr>
+          <w:lang w:val="en-US"/>
+        </w:rPr>
+        <w:t>elif</w:t>
+      </w:r>
+      <w:proofErr w:type="spellEnd"/>
+      <w:r>
+        <w:rPr>
+          <w:lang w:val="en-US"/>
+        </w:rPr>
+        <w:t xml:space="preserve"> num &lt; 0:</w:t>
+      </w:r>
+    </w:p>
+    <w:p>
+      <w:pPr>
+        <w:rPr>
+          <w:lang w:val="en-US"/>
+        </w:rPr>
+      </w:pPr>
+      <w:r>
+        <w:rPr>
+          <w:lang w:val="en-US"/>
+        </w:rPr>
+        <w:t xml:space="preserve">        return "Negative"</w:t>
+      </w:r>
+    </w:p>
+    <w:p>
+      <w:pPr>
+        <w:rPr>
+          <w:lang w:val="en-US"/>
+        </w:rPr>
+      </w:pPr>
+      <w:r>
+        <w:rPr>
+          <w:lang w:val="en-US"/>
+        </w:rPr>
+        <w:t xml:space="preserve">    else:</w:t>
+      </w:r>
+    </w:p>
+    <w:p>
+      <w:pPr>
+        <w:rPr>
+          <w:lang w:val="en-US"/>
+        </w:rPr>
+      </w:pPr>
+      <w:r>
+        <w:rPr>
+          <w:lang w:val="en-US"/>
+        </w:rPr>
+        <w:t xml:space="preserve">        return "Zero"</w:t>
+      </w:r>
+    </w:p>
+    <w:p>
+      <w:pPr>
+        <w:rPr>
+          <w:lang w:val="en-US"/>
+        </w:rPr>
+      </w:pPr>
+    </w:p>
+    <w:p>
+      <w:pPr>
+        <w:rPr>
+          <w:lang w:val="en-US"/>
+        </w:rPr>
+      </w:pPr>
+    </w:p>
+    <w:p>
+      <w:pPr>
+        <w:rPr>
+          <w:lang w:val="en-US"/>
+        </w:rPr>
+      </w:pPr>
+      <w:r>
+        <w:rPr>
+          <w:lang w:val="en-US"/>
+        </w:rPr>
+        <w:t># --- Test Suite ---</w:t>
+      </w:r>
+    </w:p>
+    <w:p>
+      <w:pPr>
+        <w:rPr>
+          <w:lang w:val="en-US"/>
+        </w:rPr>
+      </w:pPr>
+      <w:r>
+        <w:rPr>
+          <w:lang w:val="en-US"/>
+        </w:rPr>
+        <w:t>if __name__ == "__main__":</w:t>
+      </w:r>
+    </w:p>
+    <w:p>
+      <w:pPr>
+        <w:rPr>
+          <w:lang w:val="en-US"/>
+        </w:rPr>
+      </w:pPr>
+      <w:r>
+        <w:rPr>
+          <w:lang w:val="en-US"/>
+        </w:rPr>
+        <w:t xml:space="preserve">    </w:t>
+      </w:r>
+      <w:proofErr w:type="spellStart"/>
+      <w:r>
+        <w:rPr>
+          <w:lang w:val="en-US"/>
+        </w:rPr>
+        <w:t>test_cases</w:t>
+      </w:r>
+      <w:proofErr w:type="spellEnd"/>
+      <w:r>
+        <w:rPr>
+          <w:lang w:val="en-US"/>
+        </w:rPr>
+        <w:t xml:space="preserve"> = [15, -42, 0, 3.14159, -0.007, 0.0]</w:t>
+      </w:r>
+    </w:p>
+    <w:p>
+      <w:pPr>
+        <w:rPr>
+          <w:lang w:val="en-US"/>
+        </w:rPr>
+      </w:pPr>
+    </w:p>
+    <w:p>
+      <w:pPr>
+        <w:rPr>
+          <w:lang w:val="en-US"/>
+        </w:rPr>
+      </w:pPr>
+      <w:r>
+        <w:rPr>
+          <w:lang w:val="en-US"/>
+        </w:rPr>
+        <w:t xml:space="preserve">    print(f"{'Input':&gt;10</w:t>
+      </w:r>
+      <w:proofErr w:type="gramStart"/>
+      <w:r>
+        <w:rPr>
+          <w:lang w:val="en-US"/>
+        </w:rPr>
+        <w:t>}  |</w:t>
+      </w:r>
+      <w:proofErr w:type="gramEnd"/>
+      <w:r>
+        <w:rPr>
+          <w:lang w:val="en-US"/>
+        </w:rPr>
+        <w:t xml:space="preserve">  {'Classification':&lt;12}")</w:t>
+      </w:r>
+    </w:p>
+    <w:p>
+      <w:pPr>
+        <w:rPr>
+          <w:lang w:val="en-US"/>
+        </w:rPr>
+      </w:pPr>
+      <w:r>
+        <w:rPr>
+          <w:lang w:val="en-US"/>
+        </w:rPr>
+        <w:t xml:space="preserve">    </w:t>
+      </w:r>
+      <w:proofErr w:type="gramStart"/>
+      <w:r>
+        <w:rPr>
+          <w:lang w:val="en-US"/>
+        </w:rPr>
+        <w:t>print(</w:t>
+      </w:r>
+      <w:proofErr w:type="gramEnd"/>
+      <w:r>
+        <w:rPr>
+          <w:lang w:val="en-US"/>
+        </w:rPr>
+        <w:t>"-" * 28)</w:t>
+      </w:r>
+    </w:p>
+    <w:p>
+      <w:pPr>
+        <w:rPr>
+          <w:lang w:val="en-US"/>
+        </w:rPr>
+      </w:pPr>
+      <w:r>
+        <w:rPr>
+          <w:lang w:val="en-US"/>
+        </w:rPr>
+        <w:t xml:space="preserve">    for value in </w:t>
+      </w:r>
+      <w:proofErr w:type="spellStart"/>
+      <w:r>
+        <w:rPr>
+          <w:lang w:val="en-US"/>
+        </w:rPr>
+        <w:t>test_cases</w:t>
+      </w:r>
+      <w:proofErr w:type="spellEnd"/>
+      <w:r>
+        <w:rPr>
+          <w:lang w:val="en-US"/>
+        </w:rPr>
+        <w:t>:</w:t>
+      </w:r>
+    </w:p>
+    <w:p>
+      <w:pPr>
+        <w:rPr>
+          <w:lang w:val="en-US"/>
+        </w:rPr>
+      </w:pPr>
+      <w:r>
+        <w:rPr>
+          <w:lang w:val="en-US"/>
+        </w:rPr>
+        <w:t xml:space="preserve">        result = </w:t>
+      </w:r>
+      <w:proofErr w:type="spellStart"/>
+      <w:r>
+        <w:rPr>
+          <w:lang w:val="en-US"/>
+        </w:rPr>
+        <w:t>analyze_number</w:t>
+      </w:r>
+      <w:proofErr w:type="spellEnd"/>
+      <w:r>
+        <w:rPr>
+          <w:lang w:val="en-US"/>
+        </w:rPr>
+        <w:t>(value)</w:t>
+      </w:r>
+    </w:p>
+    <w:p>
+      <w:pPr>
+        <w:rPr>
+          <w:lang w:val="en-US"/>
+        </w:rPr>
+      </w:pPr>
+      <w:r>
+        <w:rPr>
+          <w:lang w:val="en-US"/>
+        </w:rPr>
+        <w:t xml:space="preserve">        print(f"{value:&gt;10</w:t>
+      </w:r>
+      <w:proofErr w:type="gramStart"/>
+      <w:r>
+        <w:rPr>
+          <w:lang w:val="en-US"/>
+        </w:rPr>
+        <w:t>}  |</w:t>
+      </w:r>
+      <w:proofErr w:type="gramEnd"/>
+      <w:r>
+        <w:rPr>
+          <w:lang w:val="en-US"/>
+        </w:rPr>
+        <w:t xml:space="preserve">  {result:&lt;12}")</w:t>
+      </w:r>
+    </w:p>
+    <w:p>
+      <w:pPr>
+        <w:rPr>
+          <w:rFonts w:ascii="Arial Black" w:hAnsi="Arial Black"/>
+          <w:lang w:val="en-US"/>
+        </w:rPr>
+      </w:pPr>
+      <w:r>
+        <w:rPr>
+          <w:rFonts w:ascii="Arial Black" w:hAnsi="Arial Black"/>
+          <w:lang w:val="en-US"/>
+        </w:rPr>
+        <w:t>output:</w:t>
+      </w:r>
+    </w:p>
+    <w:p>
+      <w:pPr>
+        <w:rPr>
+          <w:rFonts w:ascii="Arial Black" w:hAnsi="Arial Black"/>
+          <w:lang w:val="en-US"/>
+        </w:rPr>
+      </w:pPr>
+      <w:r>
+        <w:rPr>
+          <w:rFonts w:ascii="Arial Black" w:hAnsi="Arial Black"/>
+          <w:noProof/>
+          <w:lang w:val="en-US"/>
+        </w:rPr>
         <w:lastRenderedPageBreak/>
-        <w:t xml:space="preserve">        A string indicating the sign of the number.</w:t>
-      </w:r>
-    </w:p>
-    <w:p>
-      <w:pPr>
-        <w:rPr>
-          <w:lang w:val="en-US"/>
-        </w:rPr>
-      </w:pPr>
-      <w:r>
-        <w:rPr>
-          <w:lang w:val="en-US"/>
-        </w:rPr>
-        <w:t xml:space="preserve">    """</w:t>
-      </w:r>
-    </w:p>
-    <w:p>
-      <w:pPr>
-        <w:rPr>
-          <w:lang w:val="en-US"/>
-        </w:rPr>
-      </w:pPr>
-      <w:r>
-        <w:rPr>
-          <w:lang w:val="en-US"/>
-        </w:rPr>
-        <w:t xml:space="preserve">    if not </w:t>
-      </w:r>
-      <w:proofErr w:type="spellStart"/>
-      <w:proofErr w:type="gramStart"/>
-      <w:r>
-        <w:rPr>
-          <w:lang w:val="en-US"/>
-        </w:rPr>
-        <w:t>isinstance</w:t>
-      </w:r>
-      <w:proofErr w:type="spellEnd"/>
-      <w:r>
-        <w:rPr>
-          <w:lang w:val="en-US"/>
-        </w:rPr>
-        <w:t>(</w:t>
-      </w:r>
-      <w:proofErr w:type="gramEnd"/>
-      <w:r>
-        <w:rPr>
-          <w:lang w:val="en-US"/>
-        </w:rPr>
-        <w:t>num, (int, float)):</w:t>
-      </w:r>
-    </w:p>
-    <w:p>
-      <w:pPr>
-        <w:rPr>
-          <w:lang w:val="en-US"/>
-        </w:rPr>
-      </w:pPr>
-      <w:r>
-        <w:rPr>
-          <w:lang w:val="en-US"/>
-        </w:rPr>
-        <w:t xml:space="preserve">        raise </w:t>
-      </w:r>
-      <w:proofErr w:type="spellStart"/>
-      <w:proofErr w:type="gramStart"/>
-      <w:r>
-        <w:rPr>
-          <w:lang w:val="en-US"/>
-        </w:rPr>
-        <w:t>TypeError</w:t>
-      </w:r>
-      <w:proofErr w:type="spellEnd"/>
-      <w:r>
-        <w:rPr>
-          <w:lang w:val="en-US"/>
-        </w:rPr>
-        <w:t>(</w:t>
-      </w:r>
-      <w:proofErr w:type="spellStart"/>
-      <w:proofErr w:type="gramEnd"/>
-      <w:r>
-        <w:rPr>
-          <w:lang w:val="en-US"/>
-        </w:rPr>
-        <w:t>f"Expected</w:t>
-      </w:r>
-      <w:proofErr w:type="spellEnd"/>
-      <w:r>
-        <w:rPr>
-          <w:lang w:val="en-US"/>
-        </w:rPr>
-        <w:t xml:space="preserve"> int or float, got {type(num</w:t>
-      </w:r>
-      <w:proofErr w:type="gramStart"/>
-      <w:r>
-        <w:rPr>
-          <w:lang w:val="en-US"/>
-        </w:rPr>
-        <w:t>)._</w:t>
-      </w:r>
-      <w:proofErr w:type="gramEnd"/>
-      <w:r>
-        <w:rPr>
-          <w:lang w:val="en-US"/>
-        </w:rPr>
-        <w:t>_name__}")</w:t>
-      </w:r>
-    </w:p>
-    <w:p>
-      <w:pPr>
-        <w:rPr>
-          <w:lang w:val="en-US"/>
-        </w:rPr>
-      </w:pPr>
-    </w:p>
-    <w:p>
-      <w:pPr>
-        <w:rPr>
-          <w:lang w:val="en-US"/>
-        </w:rPr>
-      </w:pPr>
-      <w:r>
-        <w:rPr>
-          <w:lang w:val="en-US"/>
-        </w:rPr>
-        <w:t xml:space="preserve">    if num &gt; 0:</w:t>
-      </w:r>
-    </w:p>
-    <w:p>
-      <w:pPr>
-        <w:rPr>
-          <w:lang w:val="en-US"/>
-        </w:rPr>
-      </w:pPr>
-      <w:r>
-        <w:rPr>
-          <w:lang w:val="en-US"/>
-        </w:rPr>
-        <w:t xml:space="preserve">        return "Positive"</w:t>
-      </w:r>
-    </w:p>
-    <w:p>
-      <w:pPr>
-        <w:rPr>
-          <w:lang w:val="en-US"/>
-        </w:rPr>
-      </w:pPr>
-      <w:r>
-        <w:rPr>
-          <w:lang w:val="en-US"/>
-        </w:rPr>
-        <w:t xml:space="preserve">    </w:t>
-      </w:r>
-      <w:proofErr w:type="spellStart"/>
-      <w:r>
-        <w:rPr>
-          <w:lang w:val="en-US"/>
-        </w:rPr>
-        <w:t>elif</w:t>
-      </w:r>
-      <w:proofErr w:type="spellEnd"/>
-      <w:r>
-        <w:rPr>
-          <w:lang w:val="en-US"/>
-        </w:rPr>
-        <w:t xml:space="preserve"> num &lt; 0:</w:t>
-      </w:r>
-    </w:p>
-    <w:p>
-      <w:pPr>
-        <w:rPr>
-          <w:lang w:val="en-US"/>
-        </w:rPr>
-      </w:pPr>
-      <w:r>
-        <w:rPr>
-          <w:lang w:val="en-US"/>
-        </w:rPr>
-        <w:t xml:space="preserve">        return "Negative"</w:t>
-      </w:r>
-    </w:p>
-    <w:p>
-      <w:pPr>
-        <w:rPr>
-          <w:lang w:val="en-US"/>
-        </w:rPr>
-      </w:pPr>
-      <w:r>
-        <w:rPr>
-          <w:lang w:val="en-US"/>
-        </w:rPr>
-        <w:t xml:space="preserve">    else:</w:t>
-      </w:r>
-    </w:p>
-    <w:p>
-      <w:pPr>
-        <w:rPr>
-          <w:lang w:val="en-US"/>
-        </w:rPr>
-      </w:pPr>
-      <w:r>
-        <w:rPr>
-          <w:lang w:val="en-US"/>
-        </w:rPr>
-        <w:t xml:space="preserve">        return "Zero"</w:t>
-      </w:r>
-    </w:p>
-    <w:p>
-      <w:pPr>
-        <w:rPr>
-          <w:lang w:val="en-US"/>
-        </w:rPr>
-      </w:pPr>
-    </w:p>
-    <w:p>
-      <w:pPr>
-        <w:rPr>
-          <w:lang w:val="en-US"/>
-        </w:rPr>
-      </w:pPr>
-    </w:p>
-    <w:p>
-      <w:pPr>
-        <w:rPr>
-          <w:lang w:val="en-US"/>
-        </w:rPr>
-      </w:pPr>
-      <w:r>
-        <w:rPr>
-          <w:lang w:val="en-US"/>
-        </w:rPr>
-        <w:t># --- Test Suite ---</w:t>
-      </w:r>
-    </w:p>
-    <w:p>
-      <w:pPr>
-        <w:rPr>
-          <w:lang w:val="en-US"/>
-        </w:rPr>
-      </w:pPr>
-      <w:r>
-        <w:rPr>
-          <w:lang w:val="en-US"/>
-        </w:rPr>
-        <w:t>if __name__ == "__main__":</w:t>
-      </w:r>
-    </w:p>
-    <w:p>
-      <w:pPr>
-        <w:rPr>
-          <w:lang w:val="en-US"/>
-        </w:rPr>
-      </w:pPr>
-      <w:r>
-        <w:rPr>
-          <w:lang w:val="en-US"/>
-        </w:rPr>
-        <w:t xml:space="preserve">    </w:t>
-      </w:r>
-      <w:proofErr w:type="spellStart"/>
-      <w:r>
-        <w:rPr>
-          <w:lang w:val="en-US"/>
-        </w:rPr>
-        <w:t>test_cases</w:t>
-      </w:r>
-      <w:proofErr w:type="spellEnd"/>
-      <w:r>
-        <w:rPr>
-          <w:lang w:val="en-US"/>
-        </w:rPr>
-        <w:t xml:space="preserve"> = [15, -42, 0, 3.14159, -0.007, 0.0]</w:t>
-      </w:r>
-    </w:p>
-    <w:p>
-      <w:pPr>
-        <w:rPr>
-          <w:lang w:val="en-US"/>
-        </w:rPr>
-      </w:pPr>
-    </w:p>
-    <w:p>
-      <w:pPr>
-        <w:rPr>
-          <w:lang w:val="en-US"/>
-        </w:rPr>
-      </w:pPr>
-      <w:r>
-        <w:rPr>
-          <w:lang w:val="en-US"/>
-        </w:rPr>
-        <w:t xml:space="preserve">    print(f"{'Input':&gt;10</w:t>
-      </w:r>
-      <w:proofErr w:type="gramStart"/>
-      <w:r>
-        <w:rPr>
-          <w:lang w:val="en-US"/>
-        </w:rPr>
-        <w:t>}  |</w:t>
-      </w:r>
-      <w:proofErr w:type="gramEnd"/>
-      <w:r>
-        <w:rPr>
-          <w:lang w:val="en-US"/>
-        </w:rPr>
-        <w:t xml:space="preserve">  {'Classification':&lt;12}")</w:t>
-      </w:r>
-    </w:p>
-    <w:p>
-      <w:pPr>
-        <w:rPr>
-          <w:lang w:val="en-US"/>
-        </w:rPr>
-      </w:pPr>
-      <w:r>
-        <w:rPr>
-          <w:lang w:val="en-US"/>
-        </w:rPr>
-        <w:t xml:space="preserve">    </w:t>
-      </w:r>
-      <w:proofErr w:type="gramStart"/>
-      <w:r>
-        <w:rPr>
-          <w:lang w:val="en-US"/>
-        </w:rPr>
-        <w:t>print(</w:t>
-      </w:r>
-      <w:proofErr w:type="gramEnd"/>
-      <w:r>
-        <w:rPr>
-          <w:lang w:val="en-US"/>
-        </w:rPr>
-        <w:t>"-" * 28)</w:t>
-      </w:r>
-    </w:p>
-    <w:p>
-      <w:pPr>
-        <w:rPr>
-          <w:lang w:val="en-US"/>
-        </w:rPr>
-      </w:pPr>
-      <w:r>
-        <w:rPr>
-          <w:lang w:val="en-US"/>
-        </w:rPr>
-        <w:t xml:space="preserve">    for value in </w:t>
-      </w:r>
-      <w:proofErr w:type="spellStart"/>
-      <w:r>
-        <w:rPr>
-          <w:lang w:val="en-US"/>
-        </w:rPr>
-        <w:t>test_cases</w:t>
-      </w:r>
-      <w:proofErr w:type="spellEnd"/>
-      <w:r>
-        <w:rPr>
-          <w:lang w:val="en-US"/>
-        </w:rPr>
-        <w:t>:</w:t>
-      </w:r>
-    </w:p>
-    <w:p>
-      <w:pPr>
-        <w:rPr>
-          <w:lang w:val="en-US"/>
-        </w:rPr>
-      </w:pPr>
-      <w:r>
-        <w:rPr>
-          <w:lang w:val="en-US"/>
-        </w:rPr>
-        <w:t xml:space="preserve">        result = </w:t>
-      </w:r>
-      <w:proofErr w:type="spellStart"/>
-      <w:r>
-        <w:rPr>
-          <w:lang w:val="en-US"/>
-        </w:rPr>
-        <w:t>analyze_number</w:t>
-      </w:r>
-      <w:proofErr w:type="spellEnd"/>
-      <w:r>
-        <w:rPr>
-          <w:lang w:val="en-US"/>
-        </w:rPr>
-        <w:t>(value)</w:t>
-      </w:r>
-    </w:p>
-    <w:p>
-      <w:pPr>
-        <w:rPr>
-          <w:lang w:val="en-US"/>
-        </w:rPr>
-      </w:pPr>
-      <w:r>
-        <w:rPr>
-          <w:lang w:val="en-US"/>
-        </w:rPr>
-        <w:t xml:space="preserve">        print(f"{value:&gt;10</w:t>
-      </w:r>
-      <w:proofErr w:type="gramStart"/>
-      <w:r>
-        <w:rPr>
-          <w:lang w:val="en-US"/>
-        </w:rPr>
-        <w:t>}  |</w:t>
-      </w:r>
-      <w:proofErr w:type="gramEnd"/>
-      <w:r>
-        <w:rPr>
-          <w:lang w:val="en-US"/>
-        </w:rPr>
-        <w:t xml:space="preserve">  {result:&lt;12}")</w:t>
-      </w:r>
-    </w:p>
-    <w:p>
-      <w:pPr>
-        <w:rPr>
-          <w:rFonts w:ascii="Arial Black" w:hAnsi="Arial Black"/>
-          <w:lang w:val="en-US"/>
-        </w:rPr>
-      </w:pPr>
-      <w:r>
-        <w:rPr>
-          <w:rFonts w:ascii="Arial Black" w:hAnsi="Arial Black"/>
-          <w:lang w:val="en-US"/>
-        </w:rPr>
-        <w:t>output:</w:t>
-      </w:r>
-    </w:p>
-    <w:p>
-      <w:pPr>
-        <w:rPr>
-          <w:rFonts w:ascii="Arial Black" w:hAnsi="Arial Black"/>
-          <w:lang w:val="en-US"/>
-        </w:rPr>
-      </w:pPr>
-      <w:r>
-        <w:rPr>
-          <w:rFonts w:ascii="Arial Black" w:hAnsi="Arial Black"/>
-          <w:lang w:val="en-US"/>
-        </w:rPr>
         <w:drawing>
           <wp:inline distT="0" distB="0" distL="0" distR="0" wp14:anchorId="76BF22A0" wp14:editId="2303F06B">
             <wp:extent cx="5731510" cy="1513205"/>
@@ -1872,7 +1905,6 @@
           <w:b/>
           <w:lang w:val="en-US"/>
         </w:rPr>
-        <w:lastRenderedPageBreak/>
         <w:t>Task Description-4 (Nested Conditionals)</w:t>
       </w:r>
     </w:p>
@@ -2444,6 +2476,7 @@
           <w:rFonts w:ascii="Arial" w:hAnsi="Arial" w:cs="Arial"/>
           <w:lang w:val="en-US"/>
         </w:rPr>
+        <w:lastRenderedPageBreak/>
         <w:t xml:space="preserve">            return "Eligible for Senior Discount + Member Bonus (Highest Discount)"</w:t>
       </w:r>
     </w:p>
@@ -2519,7 +2552,6 @@
           <w:rFonts w:ascii="Arial" w:hAnsi="Arial" w:cs="Arial"/>
           <w:lang w:val="en-US"/>
         </w:rPr>
-        <w:lastRenderedPageBreak/>
         <w:t xml:space="preserve">        if </w:t>
       </w:r>
       <w:proofErr w:type="spellStart"/>
@@ -2969,6 +3001,7 @@
       <w:r>
         <w:rPr>
           <w:rFonts w:ascii="Arial Black" w:hAnsi="Arial Black"/>
+          <w:noProof/>
           <w:lang w:val="en-US"/>
         </w:rPr>
         <w:drawing>
@@ -3036,6 +3069,7 @@
           <w:b/>
           <w:lang w:val="en-US"/>
         </w:rPr>
+        <w:lastRenderedPageBreak/>
         <w:t>Promt</w:t>
       </w:r>
       <w:proofErr w:type="spellEnd"/>
@@ -3090,7 +3124,6 @@
         <w:rPr>
           <w:rFonts w:ascii="Arial Black" w:hAnsi="Arial Black"/>
         </w:rPr>
-        <w:lastRenderedPageBreak/>
         <w:t>Input:</w:t>
       </w:r>
     </w:p>
@@ -3636,7 +3669,6 @@
         <w:rPr>
           <w:rFonts w:ascii="Arial" w:hAnsi="Arial" w:cs="Arial"/>
         </w:rPr>
-        <w:lastRenderedPageBreak/>
         <w:t># --- Example Usage &amp; Verification ---</w:t>
       </w:r>
     </w:p>
@@ -3855,6 +3887,7 @@
       <w:r>
         <w:rPr>
           <w:rFonts w:ascii="Arial" w:hAnsi="Arial" w:cs="Arial"/>
+          <w:noProof/>
         </w:rPr>
         <w:drawing>
           <wp:inline distT="0" distB="0" distL="0" distR="0" wp14:anchorId="58E2F4DA" wp14:editId="32EDA023">
@@ -4472,63 +4505,18 @@
   </w:abstractNum>
   <w:num w:numId="1" w16cid:durableId="1773476345">
     <w:abstractNumId w:val="0"/>
-    <w:lvlOverride w:ilvl="0"/>
-    <w:lvlOverride w:ilvl="1"/>
-    <w:lvlOverride w:ilvl="2"/>
-    <w:lvlOverride w:ilvl="3"/>
-    <w:lvlOverride w:ilvl="4"/>
-    <w:lvlOverride w:ilvl="5"/>
-    <w:lvlOverride w:ilvl="6"/>
-    <w:lvlOverride w:ilvl="7"/>
-    <w:lvlOverride w:ilvl="8"/>
   </w:num>
   <w:num w:numId="2" w16cid:durableId="2007709636">
     <w:abstractNumId w:val="4"/>
-    <w:lvlOverride w:ilvl="0"/>
-    <w:lvlOverride w:ilvl="1"/>
-    <w:lvlOverride w:ilvl="2"/>
-    <w:lvlOverride w:ilvl="3"/>
-    <w:lvlOverride w:ilvl="4"/>
-    <w:lvlOverride w:ilvl="5"/>
-    <w:lvlOverride w:ilvl="6"/>
-    <w:lvlOverride w:ilvl="7"/>
-    <w:lvlOverride w:ilvl="8"/>
   </w:num>
   <w:num w:numId="3" w16cid:durableId="1000232067">
     <w:abstractNumId w:val="3"/>
-    <w:lvlOverride w:ilvl="0"/>
-    <w:lvlOverride w:ilvl="1"/>
-    <w:lvlOverride w:ilvl="2"/>
-    <w:lvlOverride w:ilvl="3"/>
-    <w:lvlOverride w:ilvl="4"/>
-    <w:lvlOverride w:ilvl="5"/>
-    <w:lvlOverride w:ilvl="6"/>
-    <w:lvlOverride w:ilvl="7"/>
-    <w:lvlOverride w:ilvl="8"/>
   </w:num>
   <w:num w:numId="4" w16cid:durableId="1077050323">
     <w:abstractNumId w:val="1"/>
-    <w:lvlOverride w:ilvl="0"/>
-    <w:lvlOverride w:ilvl="1"/>
-    <w:lvlOverride w:ilvl="2"/>
-    <w:lvlOverride w:ilvl="3"/>
-    <w:lvlOverride w:ilvl="4"/>
-    <w:lvlOverride w:ilvl="5"/>
-    <w:lvlOverride w:ilvl="6"/>
-    <w:lvlOverride w:ilvl="7"/>
-    <w:lvlOverride w:ilvl="8"/>
   </w:num>
   <w:num w:numId="5" w16cid:durableId="680082538">
     <w:abstractNumId w:val="2"/>
-    <w:lvlOverride w:ilvl="0"/>
-    <w:lvlOverride w:ilvl="1"/>
-    <w:lvlOverride w:ilvl="2"/>
-    <w:lvlOverride w:ilvl="3"/>
-    <w:lvlOverride w:ilvl="4"/>
-    <w:lvlOverride w:ilvl="5"/>
-    <w:lvlOverride w:ilvl="6"/>
-    <w:lvlOverride w:ilvl="7"/>
-    <w:lvlOverride w:ilvl="8"/>
   </w:num>
 </w:numbering>
 </file>
@@ -5136,6 +5124,7 @@
   <w:style w:type="character" w:default="1" w:styleId="DefaultParagraphFont">
     <w:name w:val="Default Paragraph Font"/>
     <w:uiPriority w:val="1"/>
+    <w:semiHidden/>
     <w:unhideWhenUsed/>
   </w:style>
   <w:style w:type="table" w:default="1" w:styleId="TableNormal">
